--- a/Docs/Lego Mario Mind_eng.docx
+++ b/Docs/Lego Mario Mind_eng.docx
@@ -428,7 +428,7 @@
           <w:lang w:eastAsia="it-IT"/>
         </w:rPr>
         <w:pict w14:anchorId="1B10ACCA">
-          <v:rect id="_x0000_i1047" style="width:0;height:1.5pt" o:hralign="center" o:hrstd="t" o:hr="t" fillcolor="#a0a0a0" stroked="f"/>
+          <v:rect id="_x0000_i1025" style="width:0;height:1.5pt" o:hralign="center" o:hrstd="t" o:hr="t" fillcolor="#a0a0a0" stroked="f"/>
         </w:pict>
       </w:r>
     </w:p>
@@ -766,6 +766,75 @@
           <w:lang w:eastAsia="it-IT"/>
         </w:rPr>
       </w:pPr>
+      <w:r>
+        <w:rPr>
+          <w:rFonts w:ascii="Segoe UI Emoji" w:hAnsi="Segoe UI Emoji" w:cs="Segoe UI Emoji"/>
+          <w:noProof/>
+          <w:sz w:val="28"/>
+          <w:szCs w:val="28"/>
+          <w:lang w:eastAsia="it-IT"/>
+        </w:rPr>
+        <w:t>🙋</w:t>
+      </w:r>
+      <w:r>
+        <w:rPr>
+          <w:noProof/>
+          <w:sz w:val="28"/>
+          <w:szCs w:val="28"/>
+          <w:lang w:eastAsia="it-IT"/>
+        </w:rPr>
+        <w:t xml:space="preserve"> </w:t>
+      </w:r>
+      <w:r>
+        <w:rPr>
+          <w:b/>
+          <w:bCs/>
+          <w:noProof/>
+          <w:sz w:val="28"/>
+          <w:szCs w:val="28"/>
+          <w:lang w:eastAsia="it-IT"/>
+        </w:rPr>
+        <w:t>Want to try?</w:t>
+      </w:r>
+      <w:r>
+        <w:rPr>
+          <w:noProof/>
+          <w:sz w:val="28"/>
+          <w:szCs w:val="28"/>
+          <w:lang w:eastAsia="it-IT"/>
+        </w:rPr>
+        <w:br/>
+        <w:t>Raise your hand and we’ll let you play!</w:t>
+      </w:r>
+      <w:r>
+        <w:rPr>
+          <w:noProof/>
+          <w:sz w:val="28"/>
+          <w:szCs w:val="28"/>
+          <w:lang w:eastAsia="it-IT"/>
+        </w:rPr>
+        <w:br/>
+      </w:r>
+      <w:r>
+        <w:rPr>
+          <w:noProof/>
+          <w:sz w:val="28"/>
+          <w:szCs w:val="28"/>
+          <w:lang w:eastAsia="it-IT"/>
+        </w:rPr>
+        <w:br/>
+      </w:r>
+      <w:r>
+        <w:rPr>
+          <w:noProof/>
+          <w:sz w:val="28"/>
+          <w:szCs w:val="28"/>
+          <w:lang w:eastAsia="it-IT"/>
+        </w:rPr>
+        <w:pict w14:anchorId="097E2673">
+          <v:rect id="_x0000_i1028" style="width:0;height:1.5pt" o:hralign="center" o:hrstd="t" o:hr="t" fillcolor="#a0a0a0" stroked="f"/>
+        </w:pict>
+      </w:r>
       <w:r>
         <w:rPr>
           <w:noProof/>
@@ -855,162 +924,44 @@
           </wp:anchor>
         </w:drawing>
       </w:r>
-      <w:proofErr w:type="spellStart"/>
       <w:r>
         <w:rPr>
           <w:rFonts w:ascii="Calibri" w:hAnsi="Calibri"/>
           <w:sz w:val="36"/>
           <w:szCs w:val="36"/>
         </w:rPr>
-        <w:t>Imagination</w:t>
-      </w:r>
-      <w:proofErr w:type="spellEnd"/>
+        <w:t xml:space="preserve">Imagination, fun, bricks, and lots of lines of code: </w:t>
+      </w:r>
       <w:r>
         <w:rPr>
           <w:rFonts w:ascii="Calibri" w:hAnsi="Calibri"/>
           <w:sz w:val="36"/>
           <w:szCs w:val="36"/>
         </w:rPr>
-        <w:t xml:space="preserve">, </w:t>
-      </w:r>
-      <w:proofErr w:type="spellStart"/>
+        <w:br/>
+      </w:r>
       <w:r>
         <w:rPr>
           <w:rFonts w:ascii="Calibri" w:hAnsi="Calibri"/>
           <w:sz w:val="36"/>
           <w:szCs w:val="36"/>
         </w:rPr>
-        <w:t>fun</w:t>
-      </w:r>
-      <w:proofErr w:type="spellEnd"/>
-      <w:r>
-        <w:rPr>
-          <w:rFonts w:ascii="Calibri" w:hAnsi="Calibri"/>
+        <w:t>the meeting of two worlds that together create limitless adventures.</w:t>
+      </w:r>
+      <w:r>
+        <w:rPr>
           <w:sz w:val="36"/>
           <w:szCs w:val="36"/>
         </w:rPr>
-        <w:t xml:space="preserve">, bricks, and </w:t>
-      </w:r>
-      <w:proofErr w:type="spellStart"/>
-      <w:r>
-        <w:rPr>
-          <w:rFonts w:ascii="Calibri" w:hAnsi="Calibri"/>
+        <w:br/>
+      </w:r>
+      <w:r>
+        <w:rPr>
+          <w:rFonts w:cstheme="minorHAnsi"/>
           <w:sz w:val="36"/>
           <w:szCs w:val="36"/>
         </w:rPr>
-        <w:t>lots</w:t>
-      </w:r>
-      <w:proofErr w:type="spellEnd"/>
-      <w:r>
-        <w:rPr>
-          <w:rFonts w:ascii="Calibri" w:hAnsi="Calibri"/>
-          <w:sz w:val="36"/>
-          <w:szCs w:val="36"/>
-        </w:rPr>
-        <w:t xml:space="preserve"> of lines of code: </w:t>
-      </w:r>
-      <w:r>
-        <w:rPr>
-          <w:rFonts w:ascii="Calibri" w:hAnsi="Calibri"/>
-          <w:sz w:val="36"/>
-          <w:szCs w:val="36"/>
-        </w:rPr>
-        <w:br/>
-      </w:r>
-      <w:r>
-        <w:rPr>
-          <w:rFonts w:ascii="Calibri" w:hAnsi="Calibri"/>
-          <w:sz w:val="36"/>
-          <w:szCs w:val="36"/>
-        </w:rPr>
-        <w:t xml:space="preserve">the meeting of </w:t>
-      </w:r>
-      <w:proofErr w:type="spellStart"/>
-      <w:r>
-        <w:rPr>
-          <w:rFonts w:ascii="Calibri" w:hAnsi="Calibri"/>
-          <w:sz w:val="36"/>
-          <w:szCs w:val="36"/>
-        </w:rPr>
-        <w:t>two</w:t>
-      </w:r>
-      <w:proofErr w:type="spellEnd"/>
-      <w:r>
-        <w:rPr>
-          <w:rFonts w:ascii="Calibri" w:hAnsi="Calibri"/>
-          <w:sz w:val="36"/>
-          <w:szCs w:val="36"/>
-        </w:rPr>
-        <w:t xml:space="preserve"> worlds that </w:t>
-      </w:r>
-      <w:proofErr w:type="spellStart"/>
-      <w:r>
-        <w:rPr>
-          <w:rFonts w:ascii="Calibri" w:hAnsi="Calibri"/>
-          <w:sz w:val="36"/>
-          <w:szCs w:val="36"/>
-        </w:rPr>
-        <w:t>together</w:t>
-      </w:r>
-      <w:proofErr w:type="spellEnd"/>
-      <w:r>
-        <w:rPr>
-          <w:rFonts w:ascii="Calibri" w:hAnsi="Calibri"/>
-          <w:sz w:val="36"/>
-          <w:szCs w:val="36"/>
-        </w:rPr>
-        <w:t xml:space="preserve"> create </w:t>
-      </w:r>
-      <w:proofErr w:type="spellStart"/>
-      <w:r>
-        <w:rPr>
-          <w:rFonts w:ascii="Calibri" w:hAnsi="Calibri"/>
-          <w:sz w:val="36"/>
-          <w:szCs w:val="36"/>
-        </w:rPr>
-        <w:t>limitless</w:t>
-      </w:r>
-      <w:proofErr w:type="spellEnd"/>
-      <w:r>
-        <w:rPr>
-          <w:rFonts w:ascii="Calibri" w:hAnsi="Calibri"/>
-          <w:sz w:val="36"/>
-          <w:szCs w:val="36"/>
-        </w:rPr>
-        <w:t xml:space="preserve"> adventures.</w:t>
-      </w:r>
-      <w:r>
-        <w:rPr>
-          <w:sz w:val="36"/>
-          <w:szCs w:val="36"/>
-        </w:rPr>
-        <w:br/>
-      </w:r>
-      <w:r>
-        <w:rPr>
-          <w:rFonts w:cstheme="minorHAnsi"/>
-          <w:sz w:val="36"/>
-          <w:szCs w:val="36"/>
-        </w:rPr>
-        <w:t xml:space="preserve">Follow </w:t>
-      </w:r>
-      <w:proofErr w:type="spellStart"/>
-      <w:r>
-        <w:rPr>
-          <w:rFonts w:cstheme="minorHAnsi"/>
-          <w:sz w:val="36"/>
-          <w:szCs w:val="36"/>
-        </w:rPr>
-        <w:t>us</w:t>
-      </w:r>
-      <w:proofErr w:type="spellEnd"/>
-      <w:r>
-        <w:rPr>
-          <w:rFonts w:cstheme="minorHAnsi"/>
-          <w:sz w:val="36"/>
-          <w:szCs w:val="36"/>
-        </w:rPr>
-        <w:t xml:space="preserve"> on our Facebook page: </w:t>
+        <w:t xml:space="preserve">Follow us on our Facebook page: </w:t>
       </w:r>
       <w:r>
         <w:rPr>
